--- a/06_可直接打开的Word版/02_选择题题库__选择题按章节__08_统计表与统计图.docx
+++ b/06_可直接打开的Word版/02_选择题题库__选择题按章节__08_统计表与统计图.docx
@@ -3,11 +3,11 @@
 <w:document xmlns:wpc="http://schemas.microsoft.com/office/word/2010/wordprocessingCanvas" xmlns:mo="http://schemas.microsoft.com/office/mac/office/2008/main" xmlns:mc="http://schemas.openxmlformats.org/markup-compatibility/2006" xmlns:mv="urn:schemas-microsoft-com:mac:vml" xmlns:o="urn:schemas-microsoft-com:office:office" xmlns:r="http://schemas.openxmlformats.org/officeDocument/2006/relationships" xmlns:m="http://schemas.openxmlformats.org/officeDocument/2006/math" xmlns:v="urn:schemas-microsoft-com:vml" xmlns:wp14="http://schemas.microsoft.com/office/word/2010/wordprocessingDrawing" xmlns:wp="http://schemas.openxmlformats.org/drawingml/2006/wordprocessingDrawing" xmlns:w10="urn:schemas-microsoft-com:office:word" xmlns:w="http://schemas.openxmlformats.org/wordprocessingml/2006/main" xmlns:w14="http://schemas.microsoft.com/office/word/2010/wordml" xmlns:wpg="http://schemas.microsoft.com/office/word/2010/wordprocessingGroup" xmlns:wpi="http://schemas.microsoft.com/office/word/2010/wordprocessingInk" xmlns:wne="http://schemas.microsoft.com/office/word/2006/wordml" xmlns:wps="http://schemas.microsoft.com/office/word/2010/wordprocessingShape" mc:Ignorable="w14 wp14">
   <w:body>
     <w:p>
-      <w:pPr>
-        <w:pStyle w:val="Heading1"/>
-      </w:pPr>
       <w:r>
-        <w:t>统计表与统计图</w:t>
+        <w:rPr>
+          <w:rFonts w:ascii="Microsoft YaHei" w:hAnsi="Microsoft YaHei" w:eastAsia="Microsoft YaHei"/>
+        </w:rPr>
+        <w:t>﻿# 统计表与统计图</w:t>
       </w:r>
     </w:p>
     <w:p/>
@@ -15,7 +15,6 @@
       <w:r>
         <w:rPr>
           <w:rFonts w:ascii="Microsoft YaHei" w:hAnsi="Microsoft YaHei" w:eastAsia="Microsoft YaHei"/>
-          <w:sz w:val="22"/>
         </w:rPr>
         <w:t>??: 13</w:t>
       </w:r>
@@ -25,7 +24,6 @@
       <w:r>
         <w:rPr>
           <w:rFonts w:ascii="Microsoft YaHei" w:hAnsi="Microsoft YaHei" w:eastAsia="Microsoft YaHei"/>
-          <w:sz w:val="22"/>
         </w:rPr>
         <w:t>1关于统计表的列表原则,错误的是</w:t>
       </w:r>
@@ -34,7 +32,6 @@
       <w:r>
         <w:rPr>
           <w:rFonts w:ascii="Microsoft YaHei" w:hAnsi="Microsoft YaHei" w:eastAsia="Microsoft YaHei"/>
-          <w:sz w:val="22"/>
         </w:rPr>
         <w:t>A、标题位于表的上端,“简要说明表的内容”</w:t>
       </w:r>
@@ -43,7 +40,6 @@
       <w:r>
         <w:rPr>
           <w:rFonts w:ascii="Microsoft YaHei" w:hAnsi="Microsoft YaHei" w:eastAsia="Microsoft YaHei"/>
-          <w:sz w:val="22"/>
         </w:rPr>
         <w:t>B、横标目是研究对象,一般位于表的右侧;纵标目是分析指标,一般位于表的左侧</w:t>
       </w:r>
@@ -52,7 +48,6 @@
       <w:r>
         <w:rPr>
           <w:rFonts w:ascii="Microsoft YaHei" w:hAnsi="Microsoft YaHei" w:eastAsia="Microsoft YaHei"/>
-          <w:sz w:val="22"/>
         </w:rPr>
         <w:t>C、线条主要有顶线、底线及纵标目下的横线,不宜有斜线和竖线</w:t>
       </w:r>
@@ -61,7 +56,6 @@
       <w:r>
         <w:rPr>
           <w:rFonts w:ascii="Microsoft YaHei" w:hAnsi="Microsoft YaHei" w:eastAsia="Microsoft YaHei"/>
-          <w:sz w:val="22"/>
         </w:rPr>
         <w:t>D、数字右对齐,同一指标小数位数一致,表内不宜有空格</w:t>
       </w:r>
@@ -70,7 +64,6 @@
       <w:r>
         <w:rPr>
           <w:rFonts w:ascii="Microsoft YaHei" w:hAnsi="Microsoft YaHei" w:eastAsia="Microsoft YaHei"/>
-          <w:sz w:val="22"/>
         </w:rPr>
         <w:t>E、备注用“*”标出,写在表的下面</w:t>
       </w:r>
@@ -80,7 +73,6 @@
       <w:r>
         <w:rPr>
           <w:rFonts w:ascii="Microsoft YaHei" w:hAnsi="Microsoft YaHei" w:eastAsia="Microsoft YaHei"/>
-          <w:sz w:val="22"/>
         </w:rPr>
         <w:t>2调查某地6至16岁学生近视情况,需描述近视学生的年龄分布可用</w:t>
       </w:r>
@@ -89,7 +81,6 @@
       <w:r>
         <w:rPr>
           <w:rFonts w:ascii="Microsoft YaHei" w:hAnsi="Microsoft YaHei" w:eastAsia="Microsoft YaHei"/>
-          <w:sz w:val="22"/>
         </w:rPr>
         <w:t>A、普通线图</w:t>
       </w:r>
@@ -98,7 +89,6 @@
       <w:r>
         <w:rPr>
           <w:rFonts w:ascii="Microsoft YaHei" w:hAnsi="Microsoft YaHei" w:eastAsia="Microsoft YaHei"/>
-          <w:sz w:val="22"/>
         </w:rPr>
         <w:t>B、半对数线图</w:t>
       </w:r>
@@ -107,7 +97,6 @@
       <w:r>
         <w:rPr>
           <w:rFonts w:ascii="Microsoft YaHei" w:hAnsi="Microsoft YaHei" w:eastAsia="Microsoft YaHei"/>
-          <w:sz w:val="22"/>
         </w:rPr>
         <w:t>C、条图</w:t>
       </w:r>
@@ -116,7 +105,6 @@
       <w:r>
         <w:rPr>
           <w:rFonts w:ascii="Microsoft YaHei" w:hAnsi="Microsoft YaHei" w:eastAsia="Microsoft YaHei"/>
-          <w:sz w:val="22"/>
         </w:rPr>
         <w:t>D、直方图</w:t>
       </w:r>
@@ -125,7 +113,6 @@
       <w:r>
         <w:rPr>
           <w:rFonts w:ascii="Microsoft YaHei" w:hAnsi="Microsoft YaHei" w:eastAsia="Microsoft YaHei"/>
-          <w:sz w:val="22"/>
         </w:rPr>
         <w:t>E、圆图</w:t>
       </w:r>
@@ -135,7 +122,6 @@
       <w:r>
         <w:rPr>
           <w:rFonts w:ascii="Microsoft YaHei" w:hAnsi="Microsoft YaHei" w:eastAsia="Microsoft YaHei"/>
-          <w:sz w:val="22"/>
         </w:rPr>
         <w:t>3比较某地在两个年份几种传染病的发病率可用</w:t>
       </w:r>
@@ -144,7 +130,6 @@
       <w:r>
         <w:rPr>
           <w:rFonts w:ascii="Microsoft YaHei" w:hAnsi="Microsoft YaHei" w:eastAsia="Microsoft YaHei"/>
-          <w:sz w:val="22"/>
         </w:rPr>
         <w:t>A、构成比条图</w:t>
       </w:r>
@@ -153,7 +138,6 @@
       <w:r>
         <w:rPr>
           <w:rFonts w:ascii="Microsoft YaHei" w:hAnsi="Microsoft YaHei" w:eastAsia="Microsoft YaHei"/>
-          <w:sz w:val="22"/>
         </w:rPr>
         <w:t>B、复式条图</w:t>
       </w:r>
@@ -162,7 +146,6 @@
       <w:r>
         <w:rPr>
           <w:rFonts w:ascii="Microsoft YaHei" w:hAnsi="Microsoft YaHei" w:eastAsia="Microsoft YaHei"/>
-          <w:sz w:val="22"/>
         </w:rPr>
         <w:t>C、线图</w:t>
       </w:r>
@@ -171,7 +154,6 @@
       <w:r>
         <w:rPr>
           <w:rFonts w:ascii="Microsoft YaHei" w:hAnsi="Microsoft YaHei" w:eastAsia="Microsoft YaHei"/>
-          <w:sz w:val="22"/>
         </w:rPr>
         <w:t>D、直方图</w:t>
       </w:r>
@@ -180,7 +162,6 @@
       <w:r>
         <w:rPr>
           <w:rFonts w:ascii="Microsoft YaHei" w:hAnsi="Microsoft YaHei" w:eastAsia="Microsoft YaHei"/>
-          <w:sz w:val="22"/>
         </w:rPr>
         <w:t>E、圆图</w:t>
       </w:r>
@@ -190,7 +171,6 @@
       <w:r>
         <w:rPr>
           <w:rFonts w:ascii="Microsoft YaHei" w:hAnsi="Microsoft YaHei" w:eastAsia="Microsoft YaHei"/>
-          <w:sz w:val="22"/>
         </w:rPr>
         <w:t>4表示某地区某年死因的构成比,可绘制</w:t>
       </w:r>
@@ -199,7 +179,6 @@
       <w:r>
         <w:rPr>
           <w:rFonts w:ascii="Microsoft YaHei" w:hAnsi="Microsoft YaHei" w:eastAsia="Microsoft YaHei"/>
-          <w:sz w:val="22"/>
         </w:rPr>
         <w:t>A、条图</w:t>
       </w:r>
@@ -208,7 +187,6 @@
       <w:r>
         <w:rPr>
           <w:rFonts w:ascii="Microsoft YaHei" w:hAnsi="Microsoft YaHei" w:eastAsia="Microsoft YaHei"/>
-          <w:sz w:val="22"/>
         </w:rPr>
         <w:t>B、圆图</w:t>
       </w:r>
@@ -217,7 +195,6 @@
       <w:r>
         <w:rPr>
           <w:rFonts w:ascii="Microsoft YaHei" w:hAnsi="Microsoft YaHei" w:eastAsia="Microsoft YaHei"/>
-          <w:sz w:val="22"/>
         </w:rPr>
         <w:t>C、直方图</w:t>
       </w:r>
@@ -226,7 +203,6 @@
       <w:r>
         <w:rPr>
           <w:rFonts w:ascii="Microsoft YaHei" w:hAnsi="Microsoft YaHei" w:eastAsia="Microsoft YaHei"/>
-          <w:sz w:val="22"/>
         </w:rPr>
         <w:t>D、统计地图</w:t>
       </w:r>
@@ -235,7 +211,6 @@
       <w:r>
         <w:rPr>
           <w:rFonts w:ascii="Microsoft YaHei" w:hAnsi="Microsoft YaHei" w:eastAsia="Microsoft YaHei"/>
-          <w:sz w:val="22"/>
         </w:rPr>
         <w:t>E、线图</w:t>
       </w:r>
@@ -245,7 +220,6 @@
       <w:r>
         <w:rPr>
           <w:rFonts w:ascii="Microsoft YaHei" w:hAnsi="Microsoft YaHei" w:eastAsia="Microsoft YaHei"/>
-          <w:sz w:val="22"/>
         </w:rPr>
         <w:t>5关于统计表的制作,错误的是</w:t>
       </w:r>
@@ -254,7 +228,6 @@
       <w:r>
         <w:rPr>
           <w:rFonts w:ascii="Microsoft YaHei" w:hAnsi="Microsoft YaHei" w:eastAsia="Microsoft YaHei"/>
-          <w:sz w:val="22"/>
         </w:rPr>
         <w:t>A、统计表没有竖线和斜线</w:t>
       </w:r>
@@ -263,7 +236,6 @@
       <w:r>
         <w:rPr>
           <w:rFonts w:ascii="Microsoft YaHei" w:hAnsi="Microsoft YaHei" w:eastAsia="Microsoft YaHei"/>
-          <w:sz w:val="22"/>
         </w:rPr>
         <w:t>B、统计表的标题位于表的上方</w:t>
       </w:r>
@@ -272,7 +244,6 @@
       <w:r>
         <w:rPr>
           <w:rFonts w:ascii="Microsoft YaHei" w:hAnsi="Microsoft YaHei" w:eastAsia="Microsoft YaHei"/>
-          <w:sz w:val="22"/>
         </w:rPr>
         <w:t>C、统计表包含的内容越多越好</w:t>
       </w:r>
@@ -281,7 +252,6 @@
       <w:r>
         <w:rPr>
           <w:rFonts w:ascii="Microsoft YaHei" w:hAnsi="Microsoft YaHei" w:eastAsia="Microsoft YaHei"/>
-          <w:sz w:val="22"/>
         </w:rPr>
         <w:t>D、统计表中的数字按小数点位次对齐</w:t>
       </w:r>
@@ -290,7 +260,6 @@
       <w:r>
         <w:rPr>
           <w:rFonts w:ascii="Microsoft YaHei" w:hAnsi="Microsoft YaHei" w:eastAsia="Microsoft YaHei"/>
-          <w:sz w:val="22"/>
         </w:rPr>
         <w:t>E、统计表的横标目相当于表的主语、一般位于表的左侧</w:t>
       </w:r>
@@ -300,7 +269,6 @@
       <w:r>
         <w:rPr>
           <w:rFonts w:ascii="Microsoft YaHei" w:hAnsi="Microsoft YaHei" w:eastAsia="Microsoft YaHei"/>
-          <w:sz w:val="22"/>
         </w:rPr>
         <w:t>6图示7岁男孩体重与胸围的关系,宜绘制</w:t>
       </w:r>
@@ -309,7 +277,6 @@
       <w:r>
         <w:rPr>
           <w:rFonts w:ascii="Microsoft YaHei" w:hAnsi="Microsoft YaHei" w:eastAsia="Microsoft YaHei"/>
-          <w:sz w:val="22"/>
         </w:rPr>
         <w:t>A、条图</w:t>
       </w:r>
@@ -318,7 +285,6 @@
       <w:r>
         <w:rPr>
           <w:rFonts w:ascii="Microsoft YaHei" w:hAnsi="Microsoft YaHei" w:eastAsia="Microsoft YaHei"/>
-          <w:sz w:val="22"/>
         </w:rPr>
         <w:t>B、百分条图</w:t>
       </w:r>
@@ -327,7 +293,6 @@
       <w:r>
         <w:rPr>
           <w:rFonts w:ascii="Microsoft YaHei" w:hAnsi="Microsoft YaHei" w:eastAsia="Microsoft YaHei"/>
-          <w:sz w:val="22"/>
         </w:rPr>
         <w:t>C、散点图</w:t>
       </w:r>
@@ -336,7 +301,6 @@
       <w:r>
         <w:rPr>
           <w:rFonts w:ascii="Microsoft YaHei" w:hAnsi="Microsoft YaHei" w:eastAsia="Microsoft YaHei"/>
-          <w:sz w:val="22"/>
         </w:rPr>
         <w:t>D、线图</w:t>
       </w:r>
@@ -345,7 +309,6 @@
       <w:r>
         <w:rPr>
           <w:rFonts w:ascii="Microsoft YaHei" w:hAnsi="Microsoft YaHei" w:eastAsia="Microsoft YaHei"/>
-          <w:sz w:val="22"/>
         </w:rPr>
         <w:t>E、直方图</w:t>
       </w:r>
@@ -355,7 +318,6 @@
       <w:r>
         <w:rPr>
           <w:rFonts w:ascii="Microsoft YaHei" w:hAnsi="Microsoft YaHei" w:eastAsia="Microsoft YaHei"/>
-          <w:sz w:val="22"/>
         </w:rPr>
         <w:t>7关于统计图的绘制，错误的是</w:t>
       </w:r>
@@ -364,7 +326,6 @@
       <w:r>
         <w:rPr>
           <w:rFonts w:ascii="Microsoft YaHei" w:hAnsi="Microsoft YaHei" w:eastAsia="Microsoft YaHei"/>
-          <w:sz w:val="22"/>
         </w:rPr>
         <w:t>A、标题一般位于图的下方</w:t>
       </w:r>
@@ -373,7 +334,6 @@
       <w:r>
         <w:rPr>
           <w:rFonts w:ascii="Microsoft YaHei" w:hAnsi="Microsoft YaHei" w:eastAsia="Microsoft YaHei"/>
-          <w:sz w:val="22"/>
         </w:rPr>
         <w:t>B、线图中的线条并不是越多越好</w:t>
       </w:r>
@@ -382,7 +342,6 @@
       <w:r>
         <w:rPr>
           <w:rFonts w:ascii="Microsoft YaHei" w:hAnsi="Microsoft YaHei" w:eastAsia="Microsoft YaHei"/>
-          <w:sz w:val="22"/>
         </w:rPr>
         <w:t>C、直条图的纵轴必须从零开始</w:t>
       </w:r>
@@ -391,7 +350,6 @@
       <w:r>
         <w:rPr>
           <w:rFonts w:ascii="Microsoft YaHei" w:hAnsi="Microsoft YaHei" w:eastAsia="Microsoft YaHei"/>
-          <w:sz w:val="22"/>
         </w:rPr>
         <w:t>D、直方图的组距不必相等</w:t>
       </w:r>
@@ -400,7 +358,6 @@
       <w:r>
         <w:rPr>
           <w:rFonts w:ascii="Microsoft YaHei" w:hAnsi="Microsoft YaHei" w:eastAsia="Microsoft YaHei"/>
-          <w:sz w:val="22"/>
         </w:rPr>
         <w:t>E、一般要附以图例</w:t>
       </w:r>
@@ -410,7 +367,6 @@
       <w:r>
         <w:rPr>
           <w:rFonts w:ascii="Microsoft YaHei" w:hAnsi="Microsoft YaHei" w:eastAsia="Microsoft YaHei"/>
-          <w:sz w:val="22"/>
         </w:rPr>
         <w:t>8欲比较2019年某地三种传染病白喉、乙脑、痢疾的病死率,宜选择的统计图是</w:t>
       </w:r>
@@ -419,7 +375,6 @@
       <w:r>
         <w:rPr>
           <w:rFonts w:ascii="Microsoft YaHei" w:hAnsi="Microsoft YaHei" w:eastAsia="Microsoft YaHei"/>
-          <w:sz w:val="22"/>
         </w:rPr>
         <w:t>A、线图</w:t>
       </w:r>
@@ -428,7 +383,6 @@
       <w:r>
         <w:rPr>
           <w:rFonts w:ascii="Microsoft YaHei" w:hAnsi="Microsoft YaHei" w:eastAsia="Microsoft YaHei"/>
-          <w:sz w:val="22"/>
         </w:rPr>
         <w:t>B、半对数线图</w:t>
       </w:r>
@@ -437,7 +391,6 @@
       <w:r>
         <w:rPr>
           <w:rFonts w:ascii="Microsoft YaHei" w:hAnsi="Microsoft YaHei" w:eastAsia="Microsoft YaHei"/>
-          <w:sz w:val="22"/>
         </w:rPr>
         <w:t>C、直方图</w:t>
       </w:r>
@@ -446,7 +399,6 @@
       <w:r>
         <w:rPr>
           <w:rFonts w:ascii="Microsoft YaHei" w:hAnsi="Microsoft YaHei" w:eastAsia="Microsoft YaHei"/>
-          <w:sz w:val="22"/>
         </w:rPr>
         <w:t>D、条图</w:t>
       </w:r>
@@ -455,7 +407,6 @@
       <w:r>
         <w:rPr>
           <w:rFonts w:ascii="Microsoft YaHei" w:hAnsi="Microsoft YaHei" w:eastAsia="Microsoft YaHei"/>
-          <w:sz w:val="22"/>
         </w:rPr>
         <w:t>E、百分条图</w:t>
       </w:r>
@@ -465,7 +416,6 @@
       <w:r>
         <w:rPr>
           <w:rFonts w:ascii="Microsoft YaHei" w:hAnsi="Microsoft YaHei" w:eastAsia="Microsoft YaHei"/>
-          <w:sz w:val="22"/>
         </w:rPr>
         <w:t>9要描述某一城市连续五年甲肝发病率的变化情况,应选用</w:t>
       </w:r>
@@ -474,7 +424,6 @@
       <w:r>
         <w:rPr>
           <w:rFonts w:ascii="Microsoft YaHei" w:hAnsi="Microsoft YaHei" w:eastAsia="Microsoft YaHei"/>
-          <w:sz w:val="22"/>
         </w:rPr>
         <w:t>A、条图</w:t>
       </w:r>
@@ -483,7 +432,6 @@
       <w:r>
         <w:rPr>
           <w:rFonts w:ascii="Microsoft YaHei" w:hAnsi="Microsoft YaHei" w:eastAsia="Microsoft YaHei"/>
-          <w:sz w:val="22"/>
         </w:rPr>
         <w:t>B、直方图</w:t>
       </w:r>
@@ -492,7 +440,6 @@
       <w:r>
         <w:rPr>
           <w:rFonts w:ascii="Microsoft YaHei" w:hAnsi="Microsoft YaHei" w:eastAsia="Microsoft YaHei"/>
-          <w:sz w:val="22"/>
         </w:rPr>
         <w:t>C、线图</w:t>
       </w:r>
@@ -501,7 +448,6 @@
       <w:r>
         <w:rPr>
           <w:rFonts w:ascii="Microsoft YaHei" w:hAnsi="Microsoft YaHei" w:eastAsia="Microsoft YaHei"/>
-          <w:sz w:val="22"/>
         </w:rPr>
         <w:t>D、散点图</w:t>
       </w:r>
@@ -510,7 +456,6 @@
       <w:r>
         <w:rPr>
           <w:rFonts w:ascii="Microsoft YaHei" w:hAnsi="Microsoft YaHei" w:eastAsia="Microsoft YaHei"/>
-          <w:sz w:val="22"/>
         </w:rPr>
         <w:t>E、百分条图</w:t>
       </w:r>
@@ -520,7 +465,6 @@
       <w:r>
         <w:rPr>
           <w:rFonts w:ascii="Microsoft YaHei" w:hAnsi="Microsoft YaHei" w:eastAsia="Microsoft YaHei"/>
-          <w:sz w:val="22"/>
         </w:rPr>
         <w:t>10欲比较两地20年来冠心病和恶性肿瘤死亡率的上升速度,最好选用</w:t>
       </w:r>
@@ -529,7 +473,6 @@
       <w:r>
         <w:rPr>
           <w:rFonts w:ascii="Microsoft YaHei" w:hAnsi="Microsoft YaHei" w:eastAsia="Microsoft YaHei"/>
-          <w:sz w:val="22"/>
         </w:rPr>
         <w:t>A、普通线图</w:t>
       </w:r>
@@ -538,7 +481,6 @@
       <w:r>
         <w:rPr>
           <w:rFonts w:ascii="Microsoft YaHei" w:hAnsi="Microsoft YaHei" w:eastAsia="Microsoft YaHei"/>
-          <w:sz w:val="22"/>
         </w:rPr>
         <w:t>B、半对数线图</w:t>
       </w:r>
@@ -547,7 +489,6 @@
       <w:r>
         <w:rPr>
           <w:rFonts w:ascii="Microsoft YaHei" w:hAnsi="Microsoft YaHei" w:eastAsia="Microsoft YaHei"/>
-          <w:sz w:val="22"/>
         </w:rPr>
         <w:t>C、条图</w:t>
       </w:r>
@@ -556,7 +497,6 @@
       <w:r>
         <w:rPr>
           <w:rFonts w:ascii="Microsoft YaHei" w:hAnsi="Microsoft YaHei" w:eastAsia="Microsoft YaHei"/>
-          <w:sz w:val="22"/>
         </w:rPr>
         <w:t>D、直方图</w:t>
       </w:r>
@@ -565,7 +505,6 @@
       <w:r>
         <w:rPr>
           <w:rFonts w:ascii="Microsoft YaHei" w:hAnsi="Microsoft YaHei" w:eastAsia="Microsoft YaHei"/>
-          <w:sz w:val="22"/>
         </w:rPr>
         <w:t>E、圆图</w:t>
       </w:r>
@@ -575,7 +514,6 @@
       <w:r>
         <w:rPr>
           <w:rFonts w:ascii="Microsoft YaHei" w:hAnsi="Microsoft YaHei" w:eastAsia="Microsoft YaHei"/>
-          <w:sz w:val="22"/>
         </w:rPr>
         <w:t>11下列哪种统计图纵坐标必须从0开始</w:t>
       </w:r>
@@ -584,7 +522,6 @@
       <w:r>
         <w:rPr>
           <w:rFonts w:ascii="Microsoft YaHei" w:hAnsi="Microsoft YaHei" w:eastAsia="Microsoft YaHei"/>
-          <w:sz w:val="22"/>
         </w:rPr>
         <w:t>A、半对数线图</w:t>
       </w:r>
@@ -593,7 +530,6 @@
       <w:r>
         <w:rPr>
           <w:rFonts w:ascii="Microsoft YaHei" w:hAnsi="Microsoft YaHei" w:eastAsia="Microsoft YaHei"/>
-          <w:sz w:val="22"/>
         </w:rPr>
         <w:t>B、散点图</w:t>
       </w:r>
@@ -602,7 +538,6 @@
       <w:r>
         <w:rPr>
           <w:rFonts w:ascii="Microsoft YaHei" w:hAnsi="Microsoft YaHei" w:eastAsia="Microsoft YaHei"/>
-          <w:sz w:val="22"/>
         </w:rPr>
         <w:t>C、条图</w:t>
       </w:r>
@@ -611,7 +546,6 @@
       <w:r>
         <w:rPr>
           <w:rFonts w:ascii="Microsoft YaHei" w:hAnsi="Microsoft YaHei" w:eastAsia="Microsoft YaHei"/>
-          <w:sz w:val="22"/>
         </w:rPr>
         <w:t>D、线图</w:t>
       </w:r>
@@ -620,7 +554,6 @@
       <w:r>
         <w:rPr>
           <w:rFonts w:ascii="Microsoft YaHei" w:hAnsi="Microsoft YaHei" w:eastAsia="Microsoft YaHei"/>
-          <w:sz w:val="22"/>
         </w:rPr>
         <w:t>E、百分条图</w:t>
       </w:r>
@@ -630,7 +563,6 @@
       <w:r>
         <w:rPr>
           <w:rFonts w:ascii="Microsoft YaHei" w:hAnsi="Microsoft YaHei" w:eastAsia="Microsoft YaHei"/>
-          <w:sz w:val="22"/>
         </w:rPr>
         <w:t>12下列哪些统计图适用于计数资料</w:t>
       </w:r>
@@ -639,7 +571,6 @@
       <w:r>
         <w:rPr>
           <w:rFonts w:ascii="Microsoft YaHei" w:hAnsi="Microsoft YaHei" w:eastAsia="Microsoft YaHei"/>
-          <w:sz w:val="22"/>
         </w:rPr>
         <w:t>A、条图、直方图</w:t>
       </w:r>
@@ -648,7 +579,6 @@
       <w:r>
         <w:rPr>
           <w:rFonts w:ascii="Microsoft YaHei" w:hAnsi="Microsoft YaHei" w:eastAsia="Microsoft YaHei"/>
-          <w:sz w:val="22"/>
         </w:rPr>
         <w:t>B、线图、半对数线图</w:t>
       </w:r>
@@ -657,7 +587,6 @@
       <w:r>
         <w:rPr>
           <w:rFonts w:ascii="Microsoft YaHei" w:hAnsi="Microsoft YaHei" w:eastAsia="Microsoft YaHei"/>
-          <w:sz w:val="22"/>
         </w:rPr>
         <w:t>C、条图、百分条图</w:t>
       </w:r>
@@ -666,7 +595,6 @@
       <w:r>
         <w:rPr>
           <w:rFonts w:ascii="Microsoft YaHei" w:hAnsi="Microsoft YaHei" w:eastAsia="Microsoft YaHei"/>
-          <w:sz w:val="22"/>
         </w:rPr>
         <w:t>D、散点图、线图</w:t>
       </w:r>
@@ -675,7 +603,6 @@
       <w:r>
         <w:rPr>
           <w:rFonts w:ascii="Microsoft YaHei" w:hAnsi="Microsoft YaHei" w:eastAsia="Microsoft YaHei"/>
-          <w:sz w:val="22"/>
         </w:rPr>
         <w:t>E、百分条图、直方图</w:t>
       </w:r>
@@ -685,7 +612,6 @@
       <w:r>
         <w:rPr>
           <w:rFonts w:ascii="Microsoft YaHei" w:hAnsi="Microsoft YaHei" w:eastAsia="Microsoft YaHei"/>
-          <w:sz w:val="22"/>
         </w:rPr>
         <w:t>13关于半对数线图,哪项是错误的</w:t>
       </w:r>
@@ -694,7 +620,6 @@
       <w:r>
         <w:rPr>
           <w:rFonts w:ascii="Microsoft YaHei" w:hAnsi="Microsoft YaHei" w:eastAsia="Microsoft YaHei"/>
-          <w:sz w:val="22"/>
         </w:rPr>
         <w:t>A、纵轴为对数尺度,横轴为算术尺度</w:t>
       </w:r>
@@ -703,7 +628,6 @@
       <w:r>
         <w:rPr>
           <w:rFonts w:ascii="Microsoft YaHei" w:hAnsi="Microsoft YaHei" w:eastAsia="Microsoft YaHei"/>
-          <w:sz w:val="22"/>
         </w:rPr>
         <w:t>B、纵坐标没有零点</w:t>
       </w:r>
@@ -712,7 +636,6 @@
       <w:r>
         <w:rPr>
           <w:rFonts w:ascii="Microsoft YaHei" w:hAnsi="Microsoft YaHei" w:eastAsia="Microsoft YaHei"/>
-          <w:sz w:val="22"/>
         </w:rPr>
         <w:t>C、通过绝对差值而不是相对比来反映事物发展速度</w:t>
       </w:r>
@@ -721,7 +644,6 @@
       <w:r>
         <w:rPr>
           <w:rFonts w:ascii="Microsoft YaHei" w:hAnsi="Microsoft YaHei" w:eastAsia="Microsoft YaHei"/>
-          <w:sz w:val="22"/>
         </w:rPr>
         <w:t>D、纵坐标各单元等距,但同一单元内不等距</w:t>
       </w:r>
@@ -730,7 +652,6 @@
       <w:r>
         <w:rPr>
           <w:rFonts w:ascii="Microsoft YaHei" w:hAnsi="Microsoft YaHei" w:eastAsia="Microsoft YaHei"/>
-          <w:sz w:val="22"/>
         </w:rPr>
         <w:t>E、当事物数量相差悬殊时,比普通线图更适宜比较事物的发展速度</w:t>
       </w:r>
@@ -1110,7 +1031,7 @@
     <w:rsid w:val="00FC693F"/>
     <w:rPr>
       <w:rFonts w:ascii="Microsoft YaHei" w:hAnsi="Microsoft YaHei" w:eastAsia="Microsoft YaHei"/>
-      <w:sz w:val="22"/>
+      <w:sz w:val="21"/>
     </w:rPr>
   </w:style>
   <w:style w:type="paragraph" w:styleId="Header">
